--- a/Visa/801 - Permanent Residency/tmp/checklist-sanitized.docx
+++ b/Visa/801 - Permanent Residency/tmp/checklist-sanitized.docx
@@ -1583,37 +1583,6 @@
           <w:rFonts w:ascii="Aptos" w:hAnsi="Aptos"/>
           <w:sz w:val="20"/>
         </w:rPr>
-        <w:t xml:space="preserve">Terms of your wills — </w:t>
-      </w:r>
-      <w:r>
-        <w:rPr>
-          <w:rFonts w:ascii="Aptos" w:hAnsi="Aptos"/>
-          <w:b/>
-          <w:sz w:val="20"/>
-        </w:rPr>
-        <w:t>NOT BEING RELIED ON for this submission.</w:t>
-      </w:r>
-    </w:p>
-    <w:p>
-      <w:pPr>
-        <w:keepLines w:val="0"/>
-        <w:spacing w:after="70"/>
-        <w:ind w:left="317" w:hanging="259"/>
-      </w:pPr>
-      <w:r>
-        <w:rPr>
-          <w:rFonts w:ascii="Aptos" w:hAnsi="Aptos"/>
-          <w:b/>
-          <w:color w:val="1A703D"/>
-          <w:sz w:val="19"/>
-        </w:rPr>
-        <w:t xml:space="preserve">DONE  </w:t>
-      </w:r>
-      <w:r>
-        <w:rPr>
-          <w:rFonts w:ascii="Aptos" w:hAnsi="Aptos"/>
-          <w:sz w:val="20"/>
-        </w:rPr>
         <w:t xml:space="preserve">[P1] Records of joint travel (e.g. flight bookings, hotel/accommodation bookings, travel itineraries, and photos from trips taken together) - Since Sep 2025, if applicable — </w:t>
       </w:r>
       <w:r>
